--- a/Michael_Bobak.docx
+++ b/Michael_Bobak.docx
@@ -90,21 +90,28 @@
           <w:sz w:val="20"/>
           <w:szCs w:val="20"/>
         </w:rPr>
-        <w:t>@MBstream</w:t>
-      </w:r>
+        <w:t>@</w:t>
+      </w:r>
+      <w:hyperlink r:id="rId3">
+        <w:r>
+          <w:rPr>
+            <w:rStyle w:val="Hyperlink"/>
+            <w:rFonts w:cs="Arial" w:ascii="Arial" w:hAnsi="Arial"/>
+            <w:sz w:val="20"/>
+            <w:szCs w:val="20"/>
+          </w:rPr>
+          <w:t>MBstream</w:t>
+        </w:r>
+      </w:hyperlink>
     </w:p>
     <w:p>
       <w:pPr>
         <w:pStyle w:val="Normal"/>
         <w:spacing w:lineRule="auto" w:line="240" w:before="0" w:after="0"/>
         <w:jc w:val="center"/>
-        <w:rPr>
-          <w:rFonts w:ascii="Arial" w:hAnsi="Arial" w:cs="Arial"/>
-          <w:sz w:val="20"/>
-          <w:szCs w:val="20"/>
-        </w:rPr>
-      </w:pPr>
-      <w:hyperlink r:id="rId3">
+        <w:rPr/>
+      </w:pPr>
+      <w:hyperlink r:id="rId4">
         <w:r>
           <w:rPr>
             <w:rStyle w:val="Hyperlink"/>
@@ -716,10 +723,10 @@
         </w:rPr>
         <w:t xml:space="preserve"> </w:t>
       </w:r>
-      <w:hyperlink r:id="rId4">
+      <w:hyperlink r:id="rId5">
         <w:r>
           <w:rPr>
-            <w:rStyle w:val="ListLabel155"/>
+            <w:rStyle w:val="ListLabel74"/>
             <w:rFonts w:cs="Arial" w:ascii="Arial" w:hAnsi="Arial"/>
             <w:b/>
             <w:color w:val="0462C0"/>
@@ -1022,10 +1029,10 @@
           <w:szCs w:val="20"/>
         </w:rPr>
       </w:pPr>
-      <w:hyperlink r:id="rId5">
+      <w:hyperlink r:id="rId6">
         <w:r>
           <w:rPr>
-            <w:rStyle w:val="ListLabel156"/>
+            <w:rStyle w:val="ListLabel75"/>
             <w:rFonts w:cs="Arial" w:ascii="Arial" w:hAnsi="Arial"/>
             <w:color w:val="0462C0"/>
             <w:sz w:val="20"/>
@@ -1209,10 +1216,10 @@
           <w:szCs w:val="20"/>
         </w:rPr>
       </w:pPr>
-      <w:hyperlink r:id="rId6">
+      <w:hyperlink r:id="rId7">
         <w:r>
           <w:rPr>
-            <w:rStyle w:val="ListLabel156"/>
+            <w:rStyle w:val="ListLabel75"/>
             <w:rFonts w:cs="Arial" w:ascii="Arial" w:hAnsi="Arial"/>
             <w:color w:val="0462C0"/>
             <w:sz w:val="20"/>
@@ -1505,10 +1512,10 @@
         </w:rPr>
         <w:t xml:space="preserve"> </w:t>
       </w:r>
-      <w:hyperlink r:id="rId7">
+      <w:hyperlink r:id="rId8">
         <w:r>
           <w:rPr>
-            <w:rStyle w:val="ListLabel156"/>
+            <w:rStyle w:val="ListLabel75"/>
             <w:rFonts w:cs="Arial" w:ascii="Arial" w:hAnsi="Arial"/>
             <w:color w:val="0462C0"/>
             <w:sz w:val="20"/>
@@ -1528,10 +1535,10 @@
         </w:rPr>
         <w:t>.</w:t>
       </w:r>
-      <w:hyperlink r:id="rId8">
+      <w:hyperlink r:id="rId9">
         <w:r>
           <w:rPr>
-            <w:rStyle w:val="ListLabel156"/>
+            <w:rStyle w:val="ListLabel75"/>
             <w:rFonts w:cs="Arial" w:ascii="Arial" w:hAnsi="Arial"/>
             <w:color w:val="0462C0"/>
             <w:sz w:val="20"/>
@@ -1560,10 +1567,10 @@
         </w:rPr>
         <w:t xml:space="preserve"> </w:t>
       </w:r>
-      <w:hyperlink r:id="rId9">
+      <w:hyperlink r:id="rId10">
         <w:r>
           <w:rPr>
-            <w:rStyle w:val="ListLabel156"/>
+            <w:rStyle w:val="ListLabel75"/>
             <w:rFonts w:cs="Arial" w:ascii="Arial" w:hAnsi="Arial"/>
             <w:color w:val="0462C0"/>
             <w:sz w:val="20"/>
@@ -1582,10 +1589,10 @@
         </w:rPr>
         <w:t>-</w:t>
       </w:r>
-      <w:hyperlink r:id="rId10">
+      <w:hyperlink r:id="rId11">
         <w:r>
           <w:rPr>
-            <w:rStyle w:val="ListLabel157"/>
+            <w:rStyle w:val="ListLabel76"/>
             <w:rFonts w:cs="Arial" w:ascii="Arial" w:hAnsi="Arial"/>
             <w:color w:val="0462C0"/>
             <w:spacing w:val="-2"/>
@@ -1629,10 +1636,10 @@
         </w:rPr>
         <w:t xml:space="preserve"> </w:t>
       </w:r>
-      <w:hyperlink r:id="rId11">
+      <w:hyperlink r:id="rId12">
         <w:r>
           <w:rPr>
-            <w:rStyle w:val="ListLabel156"/>
+            <w:rStyle w:val="ListLabel75"/>
             <w:rFonts w:cs="Arial" w:ascii="Arial" w:hAnsi="Arial"/>
             <w:color w:val="0462C0"/>
             <w:sz w:val="20"/>
@@ -1652,10 +1659,10 @@
         </w:rPr>
         <w:t xml:space="preserve"> </w:t>
       </w:r>
-      <w:hyperlink r:id="rId12">
+      <w:hyperlink r:id="rId13">
         <w:r>
           <w:rPr>
-            <w:rStyle w:val="ListLabel157"/>
+            <w:rStyle w:val="ListLabel76"/>
             <w:rFonts w:cs="Arial" w:ascii="Arial" w:hAnsi="Arial"/>
             <w:color w:val="0462C0"/>
             <w:spacing w:val="-2"/>
@@ -1694,10 +1701,10 @@
         </w:rPr>
         <w:t xml:space="preserve"> </w:t>
       </w:r>
-      <w:hyperlink r:id="rId13">
+      <w:hyperlink r:id="rId14">
         <w:r>
           <w:rPr>
-            <w:rStyle w:val="ListLabel157"/>
+            <w:rStyle w:val="ListLabel76"/>
             <w:rFonts w:cs="Arial" w:ascii="Arial" w:hAnsi="Arial"/>
             <w:color w:val="0462C0"/>
             <w:spacing w:val="-2"/>
@@ -1796,10 +1803,186 @@
           <w:szCs w:val="20"/>
         </w:rPr>
       </w:pPr>
-      <w:hyperlink r:id="rId14">
+      <w:hyperlink r:id="rId15">
         <w:r>
           <w:rPr>
-            <w:rStyle w:val="ListLabel158"/>
+            <w:rStyle w:val="Hyperlink"/>
+            <w:rFonts w:cs="Arial" w:ascii="Arial" w:hAnsi="Arial"/>
+            <w:b/>
+            <w:bCs/>
+            <w:color w:val="0462C0"/>
+            <w:spacing w:val="-2"/>
+            <w:sz w:val="20"/>
+            <w:szCs w:val="20"/>
+            <w:u w:val="single" w:color="0462C0"/>
+          </w:rPr>
+          <w:t xml:space="preserve">Pivot Path Solutions </w:t>
+        </w:r>
+      </w:hyperlink>
+      <w:r>
+        <w:rPr>
+          <w:rFonts w:cs="Arial" w:ascii="Arial" w:hAnsi="Arial"/>
+          <w:b/>
+          <w:bCs/>
+          <w:color w:val="000009"/>
+          <w:spacing w:val="-2"/>
+          <w:sz w:val="20"/>
+          <w:szCs w:val="20"/>
+        </w:rPr>
+        <w:t>(Remote)</w:t>
+      </w:r>
+      <w:r>
+        <w:rPr>
+          <w:rFonts w:cs="Arial" w:ascii="Arial" w:hAnsi="Arial"/>
+          <w:b/>
+          <w:bCs/>
+          <w:color w:val="000009"/>
+          <w:spacing w:val="-4"/>
+          <w:sz w:val="20"/>
+          <w:szCs w:val="20"/>
+        </w:rPr>
+        <w:t xml:space="preserve"> </w:t>
+        <w:tab/>
+      </w:r>
+      <w:r>
+        <w:rPr>
+          <w:rFonts w:cs="Arial" w:ascii="Arial" w:hAnsi="Arial"/>
+          <w:b/>
+          <w:bCs/>
+          <w:color w:val="000009"/>
+          <w:spacing w:val="-2"/>
+          <w:sz w:val="20"/>
+          <w:szCs w:val="20"/>
+        </w:rPr>
+        <w:t>202</w:t>
+      </w:r>
+      <w:r>
+        <w:rPr>
+          <w:rFonts w:cs="Arial" w:ascii="Arial" w:hAnsi="Arial"/>
+          <w:b/>
+          <w:bCs/>
+          <w:color w:val="000009"/>
+          <w:spacing w:val="-2"/>
+          <w:sz w:val="20"/>
+          <w:szCs w:val="20"/>
+        </w:rPr>
+        <w:t>5</w:t>
+      </w:r>
+      <w:r>
+        <w:rPr>
+          <w:rFonts w:cs="Arial" w:ascii="Arial" w:hAnsi="Arial"/>
+          <w:b/>
+          <w:bCs/>
+          <w:color w:val="000009"/>
+          <w:spacing w:val="-2"/>
+          <w:sz w:val="20"/>
+          <w:szCs w:val="20"/>
+        </w:rPr>
+        <w:t xml:space="preserve"> – </w:t>
+      </w:r>
+      <w:r>
+        <w:rPr>
+          <w:rFonts w:cs="Arial" w:ascii="Arial" w:hAnsi="Arial"/>
+          <w:b/>
+          <w:bCs/>
+          <w:color w:val="000009"/>
+          <w:spacing w:val="-2"/>
+          <w:sz w:val="20"/>
+          <w:szCs w:val="20"/>
+        </w:rPr>
+        <w:t>present</w:t>
+      </w:r>
+    </w:p>
+    <w:p>
+      <w:pPr>
+        <w:pStyle w:val="Normal"/>
+        <w:tabs>
+          <w:tab w:val="clear" w:pos="720"/>
+          <w:tab w:val="right" w:pos="10800" w:leader="none"/>
+        </w:tabs>
+        <w:spacing w:lineRule="auto" w:line="240" w:before="0" w:after="0"/>
+        <w:jc w:val="both"/>
+        <w:rPr>
+          <w:rFonts w:ascii="Arial" w:hAnsi="Arial" w:cs="Arial"/>
+          <w:b/>
+          <w:bCs/>
+          <w:color w:val="0462C0"/>
+          <w:spacing w:val="-6"/>
+          <w:sz w:val="20"/>
+          <w:szCs w:val="20"/>
+        </w:rPr>
+      </w:pPr>
+      <w:r>
+        <w:rPr>
+          <w:rFonts w:cs="Arial" w:ascii="Arial" w:hAnsi="Arial"/>
+          <w:b/>
+          <w:bCs/>
+          <w:color w:val="000009"/>
+          <w:spacing w:val="-2"/>
+          <w:sz w:val="20"/>
+          <w:szCs w:val="20"/>
+        </w:rPr>
+        <w:t xml:space="preserve"> </w:t>
+      </w:r>
+      <w:r>
+        <w:rPr>
+          <w:rFonts w:cs="Arial" w:ascii="Arial" w:hAnsi="Arial"/>
+          <w:b w:val="false"/>
+          <w:bCs w:val="false"/>
+          <w:color w:val="000009"/>
+          <w:spacing w:val="-2"/>
+          <w:sz w:val="20"/>
+          <w:szCs w:val="20"/>
+        </w:rPr>
+        <w:t>SME for a DARPA digital-twin pitch &amp; suggested a general path fwd incl semantics</w:t>
+      </w:r>
+    </w:p>
+    <w:p>
+      <w:pPr>
+        <w:pStyle w:val="Normal"/>
+        <w:tabs>
+          <w:tab w:val="clear" w:pos="720"/>
+          <w:tab w:val="right" w:pos="10800" w:leader="none"/>
+        </w:tabs>
+        <w:spacing w:lineRule="auto" w:line="240" w:before="0" w:after="0"/>
+        <w:jc w:val="both"/>
+        <w:rPr>
+          <w:rFonts w:ascii="Arial" w:hAnsi="Arial" w:cs="Arial"/>
+          <w:b/>
+          <w:bCs/>
+          <w:color w:val="0462C0"/>
+          <w:spacing w:val="-6"/>
+          <w:sz w:val="20"/>
+          <w:szCs w:val="20"/>
+        </w:rPr>
+      </w:pPr>
+      <w:r>
+        <w:rPr/>
+      </w:r>
+    </w:p>
+    <w:p>
+      <w:pPr>
+        <w:pStyle w:val="Normal"/>
+        <w:tabs>
+          <w:tab w:val="clear" w:pos="720"/>
+          <w:tab w:val="right" w:pos="10800" w:leader="none"/>
+        </w:tabs>
+        <w:spacing w:lineRule="auto" w:line="240" w:before="0" w:after="0"/>
+        <w:jc w:val="both"/>
+        <w:rPr>
+          <w:rFonts w:ascii="Arial" w:hAnsi="Arial" w:cs="Arial"/>
+          <w:b/>
+          <w:bCs/>
+          <w:color w:val="0462C0"/>
+          <w:spacing w:val="-6"/>
+          <w:sz w:val="20"/>
+          <w:szCs w:val="20"/>
+        </w:rPr>
+      </w:pPr>
+      <w:hyperlink r:id="rId16">
+        <w:r>
+          <w:rPr>
+            <w:rStyle w:val="Hyperlink"/>
             <w:rFonts w:cs="Arial" w:ascii="Arial" w:hAnsi="Arial"/>
             <w:b/>
             <w:bCs/>
@@ -1810,23 +1993,22 @@
           </w:rPr>
           <w:t>xendat.com</w:t>
         </w:r>
-      </w:hyperlink>
-      <w:r>
-        <w:rPr>
-          <w:rFonts w:cs="Arial" w:ascii="Arial" w:hAnsi="Arial"/>
-          <w:b/>
-          <w:bCs/>
-          <w:color w:val="666666"/>
-          <w:sz w:val="20"/>
-          <w:szCs w:val="20"/>
-          <w:u w:val="single" w:color="0462C0"/>
-        </w:rPr>
-        <w:t>/</w:t>
-      </w:r>
-      <w:hyperlink r:id="rId15">
         <w:r>
           <w:rPr>
-            <w:rStyle w:val="ListLabel158"/>
+            <w:rStyle w:val="Hyperlink"/>
+            <w:rFonts w:cs="Arial" w:ascii="Arial" w:hAnsi="Arial"/>
+            <w:b/>
+            <w:bCs/>
+            <w:color w:val="666666"/>
+            <w:sz w:val="20"/>
+            <w:szCs w:val="20"/>
+            <w:u w:val="single" w:color="0462C0"/>
+          </w:rPr>
+          <w:t>/</w:t>
+        </w:r>
+        <w:r>
+          <w:rPr>
+            <w:rStyle w:val="Hyperlink"/>
             <w:rFonts w:cs="Arial" w:ascii="Arial" w:hAnsi="Arial"/>
             <w:b/>
             <w:bCs/>
@@ -1837,19 +2019,20 @@
           </w:rPr>
           <w:t>vrtx.com</w:t>
         </w:r>
+        <w:r>
+          <w:rPr>
+            <w:rStyle w:val="Hyperlink"/>
+            <w:rFonts w:cs="Arial" w:ascii="Arial" w:hAnsi="Arial"/>
+            <w:b/>
+            <w:bCs/>
+            <w:color w:val="0462C0"/>
+            <w:spacing w:val="-6"/>
+            <w:sz w:val="20"/>
+            <w:szCs w:val="20"/>
+          </w:rPr>
+          <w:t xml:space="preserve"> </w:t>
+        </w:r>
       </w:hyperlink>
-      <w:r>
-        <w:rPr>
-          <w:rFonts w:cs="Arial" w:ascii="Arial" w:hAnsi="Arial"/>
-          <w:b/>
-          <w:bCs/>
-          <w:color w:val="0462C0"/>
-          <w:spacing w:val="-6"/>
-          <w:sz w:val="20"/>
-          <w:szCs w:val="20"/>
-        </w:rPr>
-        <w:t xml:space="preserve"> </w:t>
-      </w:r>
       <w:r>
         <w:rPr>
           <w:rFonts w:cs="Arial" w:ascii="Arial" w:hAnsi="Arial"/>
@@ -2187,10 +2370,10 @@
         </w:rPr>
         <w:t>(</w:t>
       </w:r>
-      <w:hyperlink r:id="rId16">
+      <w:hyperlink r:id="rId17">
         <w:r>
           <w:rPr>
-            <w:rStyle w:val="ListLabel156"/>
+            <w:rStyle w:val="ListLabel75"/>
             <w:rFonts w:cs="Arial" w:ascii="Arial" w:hAnsi="Arial"/>
             <w:color w:val="0462C0"/>
             <w:sz w:val="20"/>
@@ -2681,10 +2864,10 @@
           <w:szCs w:val="20"/>
         </w:rPr>
       </w:pPr>
-      <w:hyperlink r:id="rId17">
+      <w:hyperlink r:id="rId18">
         <w:r>
           <w:rPr>
-            <w:rStyle w:val="ListLabel159"/>
+            <w:rStyle w:val="ListLabel78"/>
             <w:rFonts w:cs="Arial" w:ascii="Arial" w:hAnsi="Arial"/>
             <w:b/>
             <w:bCs/>
@@ -2749,10 +2932,10 @@
         </w:rPr>
         <w:t xml:space="preserve">Focus on semantics/metadata search, with some NLP &amp; sim. EarthCube's </w:t>
       </w:r>
-      <w:hyperlink r:id="rId18">
+      <w:hyperlink r:id="rId19">
         <w:r>
           <w:rPr>
-            <w:rStyle w:val="ListLabel160"/>
+            <w:rStyle w:val="ListLabel79"/>
             <w:rFonts w:cs="Arial" w:ascii="Arial" w:hAnsi="Arial"/>
             <w:color w:val="000009"/>
             <w:sz w:val="20"/>
@@ -2941,10 +3124,10 @@
         </w:rPr>
         <w:t xml:space="preserve">python </w:t>
       </w:r>
-      <w:hyperlink r:id="rId19">
+      <w:hyperlink r:id="rId20">
         <w:r>
           <w:rPr>
-            <w:rStyle w:val="ListLabel156"/>
+            <w:rStyle w:val="ListLabel75"/>
             <w:rFonts w:cs="Arial" w:ascii="Arial" w:hAnsi="Arial"/>
             <w:color w:val="0462C0"/>
             <w:sz w:val="20"/>
@@ -3030,10 +3213,10 @@
         </w:rPr>
         <w:t xml:space="preserve"> </w:t>
       </w:r>
-      <w:hyperlink r:id="rId20">
+      <w:hyperlink r:id="rId21">
         <w:r>
           <w:rPr>
-            <w:rStyle w:val="ListLabel156"/>
+            <w:rStyle w:val="ListLabel75"/>
             <w:rFonts w:cs="Arial" w:ascii="Arial" w:hAnsi="Arial"/>
             <w:color w:val="0462C0"/>
             <w:sz w:val="20"/>
@@ -3044,7 +3227,7 @@
         </w:r>
         <w:r>
           <w:rPr>
-            <w:rStyle w:val="ListLabel156"/>
+            <w:rStyle w:val="ListLabel75"/>
             <w:rFonts w:cs="Arial" w:ascii="Arial" w:hAnsi="Arial"/>
             <w:color w:val="0462C0"/>
             <w:spacing w:val="-5"/>
@@ -3056,7 +3239,7 @@
         </w:r>
         <w:r>
           <w:rPr>
-            <w:rStyle w:val="ListLabel156"/>
+            <w:rStyle w:val="ListLabel75"/>
             <w:rFonts w:cs="Arial" w:ascii="Arial" w:hAnsi="Arial"/>
             <w:color w:val="0462C0"/>
             <w:sz w:val="20"/>
@@ -3077,10 +3260,10 @@
         </w:rPr>
         <w:t xml:space="preserve"> </w:t>
       </w:r>
-      <w:hyperlink r:id="rId21">
+      <w:hyperlink r:id="rId22">
         <w:r>
           <w:rPr>
-            <w:rStyle w:val="ListLabel156"/>
+            <w:rStyle w:val="ListLabel75"/>
             <w:rFonts w:cs="Arial" w:ascii="Arial" w:hAnsi="Arial"/>
             <w:color w:val="0462C0"/>
             <w:sz w:val="20"/>
@@ -3165,10 +3348,10 @@
           <w:szCs w:val="20"/>
         </w:rPr>
       </w:pPr>
-      <w:hyperlink r:id="rId22">
+      <w:hyperlink r:id="rId23">
         <w:r>
           <w:rPr>
-            <w:rStyle w:val="ListLabel162"/>
+            <w:rStyle w:val="ListLabel81"/>
             <w:rFonts w:cs="Arial" w:ascii="Arial" w:hAnsi="Arial"/>
             <w:b/>
             <w:bCs/>
@@ -3180,7 +3363,7 @@
         </w:r>
         <w:r>
           <w:rPr>
-            <w:rStyle w:val="ListLabel162"/>
+            <w:rStyle w:val="ListLabel81"/>
             <w:rFonts w:cs="Arial" w:ascii="Arial" w:hAnsi="Arial"/>
             <w:b/>
             <w:bCs/>
@@ -3193,7 +3376,7 @@
         </w:r>
         <w:r>
           <w:rPr>
-            <w:rStyle w:val="ListLabel162"/>
+            <w:rStyle w:val="ListLabel81"/>
             <w:rFonts w:cs="Arial" w:ascii="Arial" w:hAnsi="Arial"/>
             <w:b/>
             <w:bCs/>
@@ -3699,10 +3882,10 @@
           <w:szCs w:val="20"/>
         </w:rPr>
       </w:pPr>
-      <w:hyperlink r:id="rId23">
+      <w:hyperlink r:id="rId24">
         <w:r>
           <w:rPr>
-            <w:rStyle w:val="ListLabel162"/>
+            <w:rStyle w:val="ListLabel81"/>
             <w:rFonts w:cs="Arial" w:ascii="Arial" w:hAnsi="Arial"/>
             <w:b/>
             <w:bCs/>
@@ -3714,7 +3897,7 @@
         </w:r>
         <w:r>
           <w:rPr>
-            <w:rStyle w:val="ListLabel162"/>
+            <w:rStyle w:val="ListLabel81"/>
             <w:rFonts w:cs="Arial" w:ascii="Arial" w:hAnsi="Arial"/>
             <w:b/>
             <w:bCs/>
@@ -3727,7 +3910,7 @@
         </w:r>
         <w:r>
           <w:rPr>
-            <w:rStyle w:val="ListLabel162"/>
+            <w:rStyle w:val="ListLabel81"/>
             <w:rFonts w:cs="Arial" w:ascii="Arial" w:hAnsi="Arial"/>
             <w:b/>
             <w:bCs/>
@@ -3739,7 +3922,7 @@
         </w:r>
         <w:r>
           <w:rPr>
-            <w:rStyle w:val="ListLabel162"/>
+            <w:rStyle w:val="ListLabel81"/>
             <w:rFonts w:cs="Arial" w:ascii="Arial" w:hAnsi="Arial"/>
             <w:b/>
             <w:bCs/>
@@ -3752,7 +3935,7 @@
         </w:r>
         <w:r>
           <w:rPr>
-            <w:rStyle w:val="ListLabel162"/>
+            <w:rStyle w:val="ListLabel81"/>
             <w:rFonts w:cs="Arial" w:ascii="Arial" w:hAnsi="Arial"/>
             <w:b/>
             <w:bCs/>
@@ -4243,10 +4426,10 @@
         </w:rPr>
         <w:t xml:space="preserve">Working as an ontologist for osthus.com on aligning bio/pharma ontologies to BFO to annotate masses of data in HDF5 files, for the </w:t>
       </w:r>
-      <w:hyperlink r:id="rId24">
+      <w:hyperlink r:id="rId25">
         <w:r>
           <w:rPr>
-            <w:rStyle w:val="ListLabel160"/>
+            <w:rStyle w:val="ListLabel79"/>
             <w:rFonts w:cs="Arial" w:ascii="Arial" w:hAnsi="Arial"/>
             <w:color w:val="000009"/>
             <w:sz w:val="20"/>
@@ -4265,18 +4448,16 @@
         </w:numPr>
         <w:jc w:val="both"/>
         <w:rPr>
-          <w:rFonts w:ascii="Arial" w:hAnsi="Arial" w:cs="Arial"/>
-          <w:color w:val="000009"/>
-          <w:sz w:val="20"/>
-          <w:szCs w:val="20"/>
-        </w:rPr>
-      </w:pPr>
-      <w:r>
-        <w:rPr>
-          <w:rFonts w:cs="Arial" w:ascii="Arial" w:hAnsi="Arial"/>
-          <w:color w:val="000009"/>
-          <w:sz w:val="20"/>
-          <w:szCs w:val="20"/>
+          <w:sz w:val="16"/>
+          <w:szCs w:val="16"/>
+        </w:rPr>
+      </w:pPr>
+      <w:r>
+        <w:rPr>
+          <w:rFonts w:cs="Arial" w:ascii="Arial" w:hAnsi="Arial"/>
+          <w:color w:val="000009"/>
+          <w:sz w:val="16"/>
+          <w:szCs w:val="16"/>
         </w:rPr>
         <w:t>Worked with IDEO on their systems integration issues that could be aided by Knowledge-Graph for info refine/cleanup</w:t>
       </w:r>
@@ -4290,18 +4471,16 @@
         </w:numPr>
         <w:jc w:val="both"/>
         <w:rPr>
-          <w:rFonts w:ascii="Arial" w:hAnsi="Arial" w:cs="Arial"/>
-          <w:color w:val="000009"/>
-          <w:sz w:val="20"/>
-          <w:szCs w:val="20"/>
-        </w:rPr>
-      </w:pPr>
-      <w:r>
-        <w:rPr>
-          <w:rFonts w:cs="Arial" w:ascii="Arial" w:hAnsi="Arial"/>
-          <w:color w:val="000009"/>
-          <w:sz w:val="20"/>
-          <w:szCs w:val="20"/>
+          <w:sz w:val="16"/>
+          <w:szCs w:val="16"/>
+        </w:rPr>
+      </w:pPr>
+      <w:r>
+        <w:rPr>
+          <w:rFonts w:cs="Arial" w:ascii="Arial" w:hAnsi="Arial"/>
+          <w:color w:val="000009"/>
+          <w:sz w:val="16"/>
+          <w:szCs w:val="16"/>
         </w:rPr>
         <w:t>Worked with the Siemens Web of Things research group on use of SemWeb+IoT for adaptable manufacturing</w:t>
       </w:r>
@@ -4315,18 +4494,16 @@
         </w:numPr>
         <w:jc w:val="both"/>
         <w:rPr>
-          <w:rFonts w:ascii="Arial" w:hAnsi="Arial" w:cs="Arial"/>
-          <w:color w:val="000009"/>
-          <w:sz w:val="20"/>
-          <w:szCs w:val="20"/>
-        </w:rPr>
-      </w:pPr>
-      <w:r>
-        <w:rPr>
-          <w:rFonts w:cs="Arial" w:ascii="Arial" w:hAnsi="Arial"/>
-          <w:color w:val="000009"/>
-          <w:sz w:val="20"/>
-          <w:szCs w:val="20"/>
+          <w:sz w:val="16"/>
+          <w:szCs w:val="16"/>
+        </w:rPr>
+      </w:pPr>
+      <w:r>
+        <w:rPr>
+          <w:rFonts w:cs="Arial" w:ascii="Arial" w:hAnsi="Arial"/>
+          <w:color w:val="000009"/>
+          <w:sz w:val="16"/>
+          <w:szCs w:val="16"/>
         </w:rPr>
         <w:t>Advised with a variety of start-ups in understanding AI tech, including Fashion start-up that would track unstructured blog info to surface trends - Sports startup thewhytehousegroup.com needed dbpedia search ability</w:t>
       </w:r>
@@ -4340,18 +4517,16 @@
         </w:numPr>
         <w:jc w:val="both"/>
         <w:rPr>
-          <w:rFonts w:ascii="Arial" w:hAnsi="Arial" w:cs="Arial"/>
-          <w:color w:val="000009"/>
-          <w:sz w:val="20"/>
-          <w:szCs w:val="20"/>
-        </w:rPr>
-      </w:pPr>
-      <w:r>
-        <w:rPr>
-          <w:rFonts w:cs="Arial" w:ascii="Arial" w:hAnsi="Arial"/>
-          <w:color w:val="000009"/>
-          <w:sz w:val="20"/>
-          <w:szCs w:val="20"/>
+          <w:sz w:val="16"/>
+          <w:szCs w:val="16"/>
+        </w:rPr>
+      </w:pPr>
+      <w:r>
+        <w:rPr>
+          <w:rFonts w:cs="Arial" w:ascii="Arial" w:hAnsi="Arial"/>
+          <w:color w:val="000009"/>
+          <w:sz w:val="16"/>
+          <w:szCs w:val="16"/>
         </w:rPr>
         <w:t>Developed ideas to take my UCSF research and fuse it with the Patient Data Mining Cluster that was developed by the UCSF Head of Research Computing and a PhD student, which has now been submitted for a patent</w:t>
       </w:r>
@@ -4365,18 +4540,16 @@
         </w:numPr>
         <w:jc w:val="both"/>
         <w:rPr>
-          <w:rFonts w:ascii="Arial" w:hAnsi="Arial" w:cs="Arial"/>
-          <w:color w:val="000009"/>
-          <w:sz w:val="20"/>
-          <w:szCs w:val="20"/>
-        </w:rPr>
-      </w:pPr>
-      <w:r>
-        <w:rPr>
-          <w:rFonts w:cs="Arial" w:ascii="Arial" w:hAnsi="Arial"/>
-          <w:color w:val="000009"/>
-          <w:sz w:val="20"/>
-          <w:szCs w:val="20"/>
+          <w:sz w:val="16"/>
+          <w:szCs w:val="16"/>
+        </w:rPr>
+      </w:pPr>
+      <w:r>
+        <w:rPr>
+          <w:rFonts w:cs="Arial" w:ascii="Arial" w:hAnsi="Arial"/>
+          <w:color w:val="000009"/>
+          <w:sz w:val="16"/>
+          <w:szCs w:val="16"/>
         </w:rPr>
         <w:t>Worked with UCSF in Psychology Department understand how to apply NLP and graph relation insights into an app they developed called Prime for schizophrenic young adults, with application to depression management as well</w:t>
       </w:r>
@@ -4390,18 +4563,16 @@
         </w:numPr>
         <w:jc w:val="both"/>
         <w:rPr>
-          <w:rFonts w:ascii="Arial" w:hAnsi="Arial" w:cs="Arial"/>
-          <w:color w:val="000009"/>
-          <w:sz w:val="20"/>
-          <w:szCs w:val="20"/>
-        </w:rPr>
-      </w:pPr>
-      <w:r>
-        <w:rPr>
-          <w:rFonts w:cs="Arial" w:ascii="Arial" w:hAnsi="Arial"/>
-          <w:color w:val="000009"/>
-          <w:sz w:val="20"/>
-          <w:szCs w:val="20"/>
+          <w:sz w:val="16"/>
+          <w:szCs w:val="16"/>
+        </w:rPr>
+      </w:pPr>
+      <w:r>
+        <w:rPr>
+          <w:rFonts w:cs="Arial" w:ascii="Arial" w:hAnsi="Arial"/>
+          <w:color w:val="000009"/>
+          <w:sz w:val="16"/>
+          <w:szCs w:val="16"/>
         </w:rPr>
         <w:t>Help with an assisted eco-sim/modeling environment in Lisp.</w:t>
       </w:r>
@@ -4415,18 +4586,16 @@
         </w:numPr>
         <w:jc w:val="both"/>
         <w:rPr>
-          <w:rFonts w:ascii="Arial" w:hAnsi="Arial" w:cs="Arial"/>
-          <w:color w:val="000009"/>
-          <w:sz w:val="20"/>
-          <w:szCs w:val="20"/>
-        </w:rPr>
-      </w:pPr>
-      <w:r>
-        <w:rPr>
-          <w:rFonts w:cs="Arial" w:ascii="Arial" w:hAnsi="Arial"/>
-          <w:color w:val="000009"/>
-          <w:sz w:val="20"/>
-          <w:szCs w:val="20"/>
+          <w:sz w:val="16"/>
+          <w:szCs w:val="16"/>
+        </w:rPr>
+      </w:pPr>
+      <w:r>
+        <w:rPr>
+          <w:rFonts w:cs="Arial" w:ascii="Arial" w:hAnsi="Arial"/>
+          <w:color w:val="000009"/>
+          <w:sz w:val="16"/>
+          <w:szCs w:val="16"/>
         </w:rPr>
         <w:t>Continued to build skills around ML, Semantic-Web/Linked-Data, and Knowledge-Engineering:</w:t>
       </w:r>
@@ -4440,17 +4609,16 @@
         </w:numPr>
         <w:jc w:val="both"/>
         <w:rPr>
-          <w:rFonts w:ascii="Arial" w:hAnsi="Arial" w:cs="Arial"/>
-          <w:sz w:val="20"/>
-          <w:szCs w:val="20"/>
-        </w:rPr>
-      </w:pPr>
-      <w:r>
-        <w:rPr>
-          <w:rFonts w:cs="Arial" w:ascii="Arial" w:hAnsi="Arial"/>
-          <w:color w:val="000009"/>
-          <w:sz w:val="20"/>
-          <w:szCs w:val="20"/>
+          <w:sz w:val="16"/>
+          <w:szCs w:val="16"/>
+        </w:rPr>
+      </w:pPr>
+      <w:r>
+        <w:rPr>
+          <w:rFonts w:cs="Arial" w:ascii="Arial" w:hAnsi="Arial"/>
+          <w:color w:val="000009"/>
+          <w:sz w:val="16"/>
+          <w:szCs w:val="16"/>
         </w:rPr>
         <w:t>Coursera courses: Data Analysis, Data Science (with distinction), Machine Learning (with distinction), Discrete Optimization (audit) – open-HPI courses: Semantic Web, Knowledge Engineering, Knowledge-Engineering with Semantic Web technology, Linked-Data-Engineering</w:t>
       </w:r>
@@ -4459,17 +4627,17 @@
           <w:rFonts w:cs="Arial" w:ascii="Arial" w:hAnsi="Arial"/>
           <w:color w:val="000009"/>
           <w:spacing w:val="40"/>
-          <w:sz w:val="20"/>
-          <w:szCs w:val="20"/>
-        </w:rPr>
-        <w:t xml:space="preserve"> </w:t>
-      </w:r>
-      <w:r>
-        <w:rPr>
-          <w:rFonts w:cs="Arial" w:ascii="Arial" w:hAnsi="Arial"/>
-          <w:color w:val="000009"/>
-          <w:sz w:val="20"/>
-          <w:szCs w:val="20"/>
+          <w:sz w:val="16"/>
+          <w:szCs w:val="16"/>
+        </w:rPr>
+        <w:t xml:space="preserve"> </w:t>
+      </w:r>
+      <w:r>
+        <w:rPr>
+          <w:rFonts w:cs="Arial" w:ascii="Arial" w:hAnsi="Arial"/>
+          <w:color w:val="000009"/>
+          <w:sz w:val="16"/>
+          <w:szCs w:val="16"/>
         </w:rPr>
         <w:t>- Stanford courses: Design Thinking</w:t>
       </w:r>
@@ -4477,19 +4645,21 @@
     <w:p>
       <w:pPr>
         <w:pStyle w:val="BodyText"/>
-        <w:ind w:hanging="0" w:left="0"/>
+        <w:numPr>
+          <w:ilvl w:val="0"/>
+          <w:numId w:val="0"/>
+        </w:numPr>
+        <w:ind w:hanging="0" w:left="360"/>
         <w:jc w:val="both"/>
         <w:rPr>
           <w:rFonts w:ascii="Arial" w:hAnsi="Arial" w:cs="Arial"/>
-          <w:sz w:val="20"/>
-          <w:szCs w:val="20"/>
-        </w:rPr>
-      </w:pPr>
-      <w:r>
-        <w:rPr>
-          <w:rFonts w:cs="Arial" w:ascii="Arial" w:hAnsi="Arial"/>
-          <w:sz w:val="20"/>
-          <w:szCs w:val="20"/>
+          <w:color w:val="000009"/>
+        </w:rPr>
+      </w:pPr>
+      <w:r>
+        <w:rPr>
+          <w:sz w:val="16"/>
+          <w:szCs w:val="16"/>
         </w:rPr>
       </w:r>
     </w:p>
@@ -4685,10 +4855,10 @@
           <w:szCs w:val="20"/>
         </w:rPr>
       </w:pPr>
-      <w:hyperlink r:id="rId25">
+      <w:hyperlink r:id="rId26">
         <w:r>
           <w:rPr>
-            <w:rStyle w:val="ListLabel165"/>
+            <w:rStyle w:val="ListLabel84"/>
             <w:rFonts w:cs="Arial" w:ascii="Arial" w:hAnsi="Arial"/>
             <w:b/>
             <w:sz w:val="20"/>
@@ -4699,7 +4869,7 @@
         </w:r>
         <w:r>
           <w:rPr>
-            <w:rStyle w:val="ListLabel165"/>
+            <w:rStyle w:val="ListLabel84"/>
             <w:rFonts w:cs="Arial" w:ascii="Arial" w:hAnsi="Arial"/>
             <w:b/>
             <w:spacing w:val="-13"/>
@@ -4711,7 +4881,7 @@
         </w:r>
         <w:r>
           <w:rPr>
-            <w:rStyle w:val="ListLabel165"/>
+            <w:rStyle w:val="ListLabel84"/>
             <w:rFonts w:cs="Arial" w:ascii="Arial" w:hAnsi="Arial"/>
             <w:b/>
             <w:sz w:val="20"/>
@@ -4722,7 +4892,7 @@
         </w:r>
         <w:r>
           <w:rPr>
-            <w:rStyle w:val="ListLabel165"/>
+            <w:rStyle w:val="ListLabel84"/>
             <w:rFonts w:cs="Arial" w:ascii="Arial" w:hAnsi="Arial"/>
             <w:b/>
             <w:spacing w:val="-4"/>
@@ -4734,7 +4904,7 @@
         </w:r>
         <w:r>
           <w:rPr>
-            <w:rStyle w:val="ListLabel165"/>
+            <w:rStyle w:val="ListLabel84"/>
             <w:rFonts w:cs="Arial" w:ascii="Arial" w:hAnsi="Arial"/>
             <w:b/>
             <w:sz w:val="20"/>
@@ -4745,7 +4915,7 @@
         </w:r>
         <w:r>
           <w:rPr>
-            <w:rStyle w:val="ListLabel165"/>
+            <w:rStyle w:val="ListLabel84"/>
             <w:rFonts w:cs="Arial" w:ascii="Arial" w:hAnsi="Arial"/>
             <w:b/>
             <w:spacing w:val="-4"/>
@@ -4757,7 +4927,7 @@
         </w:r>
         <w:r>
           <w:rPr>
-            <w:rStyle w:val="ListLabel165"/>
+            <w:rStyle w:val="ListLabel84"/>
             <w:rFonts w:cs="Arial" w:ascii="Arial" w:hAnsi="Arial"/>
             <w:b/>
             <w:sz w:val="20"/>
@@ -4793,10 +4963,10 @@
         </w:rPr>
         <w:t xml:space="preserve">Conceptually annotate study material and tests for automated remediation, instrument classroom to learn from using: Hadoop, Lisp, </w:t>
       </w:r>
-      <w:hyperlink r:id="rId26">
+      <w:hyperlink r:id="rId27">
         <w:r>
           <w:rPr>
-            <w:rStyle w:val="ListLabel168"/>
+            <w:rStyle w:val="ListLabel87"/>
             <w:rFonts w:cs="Arial" w:ascii="Arial" w:hAnsi="Arial"/>
             <w:color w:val="0E53CC"/>
             <w:sz w:val="20"/>
@@ -5305,10 +5475,10 @@
         </w:rPr>
         <w:t xml:space="preserve">with Stanford </w:t>
       </w:r>
-      <w:hyperlink r:id="rId27">
+      <w:hyperlink r:id="rId28">
         <w:r>
           <w:rPr>
-            <w:rStyle w:val="ListLabel169"/>
+            <w:rStyle w:val="ListLabel88"/>
             <w:rFonts w:cs="Arial" w:ascii="Arial" w:hAnsi="Arial"/>
             <w:color w:val="00007E"/>
             <w:sz w:val="20"/>
@@ -5355,10 +5525,10 @@
         </w:rPr>
         <w:t xml:space="preserve">dev/using: Lisp, </w:t>
       </w:r>
-      <w:hyperlink r:id="rId28">
+      <w:hyperlink r:id="rId29">
         <w:r>
           <w:rPr>
-            <w:rStyle w:val="ListLabel168"/>
+            <w:rStyle w:val="ListLabel87"/>
             <w:rFonts w:cs="Arial" w:ascii="Arial" w:hAnsi="Arial"/>
             <w:color w:val="0E53CC"/>
             <w:sz w:val="20"/>
@@ -5441,9 +5611,12 @@
         </w:tabs>
         <w:spacing w:lineRule="auto" w:line="240" w:before="0" w:after="0"/>
         <w:jc w:val="both"/>
-        <w:rPr/>
-      </w:pPr>
-      <w:hyperlink r:id="rId29" w:tgtFrame="_blank">
+        <w:rPr>
+          <w:sz w:val="16"/>
+          <w:szCs w:val="16"/>
+        </w:rPr>
+      </w:pPr>
+      <w:hyperlink r:id="rId30" w:tgtFrame="_blank">
         <w:r>
           <w:rPr>
             <w:rStyle w:val="Hyperlink"/>
@@ -5488,7 +5661,7 @@
         </w:rPr>
         <w:t>3/02-10/02. (used Art*Enterprise) See: </w:t>
       </w:r>
-      <w:hyperlink r:id="rId30" w:tgtFrame="_blank">
+      <w:hyperlink r:id="rId31" w:tgtFrame="_blank">
         <w:r>
           <w:rPr>
             <w:rStyle w:val="Hyperlink"/>
@@ -5544,12 +5717,12 @@
           <w:smallCaps w:val="false"/>
           <w:color w:val="333333"/>
           <w:spacing w:val="0"/>
-          <w:sz w:val="20"/>
-          <w:szCs w:val="20"/>
+          <w:sz w:val="16"/>
+          <w:szCs w:val="16"/>
         </w:rPr>
         <w:t>Worked up to half-time for </w:t>
       </w:r>
-      <w:hyperlink r:id="rId31" w:tgtFrame="_blank">
+      <w:hyperlink r:id="rId32" w:tgtFrame="_blank">
         <w:r>
           <w:rPr>
             <w:rStyle w:val="Hyperlink"/>
@@ -5560,8 +5733,8 @@
             <w:smallCaps w:val="false"/>
             <w:color w:val="0462C0"/>
             <w:spacing w:val="0"/>
-            <w:sz w:val="20"/>
-            <w:szCs w:val="20"/>
+            <w:sz w:val="16"/>
+            <w:szCs w:val="16"/>
             <w:shd w:fill="FEFEFE" w:val="clear"/>
           </w:rPr>
           <w:t>cas</w:t>
@@ -5576,8 +5749,8 @@
           <w:smallCaps w:val="false"/>
           <w:color w:val="333333"/>
           <w:spacing w:val="0"/>
-          <w:sz w:val="20"/>
-          <w:szCs w:val="20"/>
+          <w:sz w:val="16"/>
+          <w:szCs w:val="16"/>
         </w:rPr>
         <w:t xml:space="preserve">.dis.anl.gov 5/03-5/04 (Java Simulation) </w:t>
       </w:r>
@@ -5606,70 +5779,10 @@
           <w:smallCaps w:val="false"/>
           <w:color w:val="333333"/>
           <w:spacing w:val="0"/>
-          <w:sz w:val="20"/>
-          <w:szCs w:val="20"/>
-        </w:rPr>
-        <w:t>Worke</w:t>
-      </w:r>
-      <w:r>
-        <w:rPr>
-          <w:rFonts w:cs="Arial" w:ascii="PT Sans;sans-serif" w:hAnsi="PT Sans;sans-serif"/>
-          <w:b w:val="false"/>
-          <w:i w:val="false"/>
-          <w:caps w:val="false"/>
-          <w:smallCaps w:val="false"/>
-          <w:color w:val="333333"/>
-          <w:spacing w:val="0"/>
-          <w:sz w:val="20"/>
-          <w:szCs w:val="20"/>
-        </w:rPr>
-        <w:t xml:space="preserve">d </w:t>
-      </w:r>
-      <w:r>
-        <w:rPr>
-          <w:rFonts w:cs="Arial" w:ascii="PT Sans;sans-serif" w:hAnsi="PT Sans;sans-serif"/>
-          <w:b w:val="false"/>
-          <w:i w:val="false"/>
-          <w:caps w:val="false"/>
-          <w:smallCaps w:val="false"/>
-          <w:color w:val="333333"/>
-          <w:spacing w:val="0"/>
-          <w:sz w:val="20"/>
-          <w:szCs w:val="20"/>
-        </w:rPr>
-        <w:t>full-time 8/03-~05(</w:t>
-      </w:r>
-      <w:hyperlink r:id="rId32" w:tgtFrame="_blank">
-        <w:r>
-          <w:rPr>
-            <w:rStyle w:val="Hyperlink"/>
-            <w:rFonts w:cs="Arial" w:ascii="PT Sans;sans-serif" w:hAnsi="PT Sans;sans-serif"/>
-            <w:b w:val="false"/>
-            <w:i w:val="false"/>
-            <w:caps w:val="false"/>
-            <w:smallCaps w:val="false"/>
-            <w:color w:val="0462C0"/>
-            <w:spacing w:val="0"/>
-            <w:sz w:val="20"/>
-            <w:szCs w:val="20"/>
-            <w:shd w:fill="FEFEFE" w:val="clear"/>
-          </w:rPr>
-          <w:t>verizon</w:t>
-        </w:r>
-      </w:hyperlink>
-      <w:r>
-        <w:rPr>
-          <w:rFonts w:cs="Arial" w:ascii="PT Sans;sans-serif" w:hAnsi="PT Sans;sans-serif"/>
-          <w:b w:val="false"/>
-          <w:i w:val="false"/>
-          <w:caps w:val="false"/>
-          <w:smallCaps w:val="false"/>
-          <w:color w:val="333333"/>
-          <w:spacing w:val="0"/>
-          <w:sz w:val="20"/>
-          <w:szCs w:val="20"/>
-        </w:rPr>
-        <w:t>)</w:t>
+          <w:sz w:val="16"/>
+          <w:szCs w:val="16"/>
+        </w:rPr>
+        <w:t>Worked full-time 8/03-~05(</w:t>
       </w:r>
       <w:hyperlink r:id="rId33" w:tgtFrame="_blank">
         <w:r>
@@ -5682,11 +5795,11 @@
             <w:smallCaps w:val="false"/>
             <w:color w:val="0462C0"/>
             <w:spacing w:val="0"/>
-            <w:sz w:val="20"/>
-            <w:szCs w:val="20"/>
+            <w:sz w:val="16"/>
+            <w:szCs w:val="16"/>
             <w:shd w:fill="FEFEFE" w:val="clear"/>
           </w:rPr>
-          <w:t>labs</w:t>
+          <w:t>verizon</w:t>
         </w:r>
       </w:hyperlink>
       <w:r>
@@ -5698,10 +5811,10 @@
           <w:smallCaps w:val="false"/>
           <w:color w:val="333333"/>
           <w:spacing w:val="0"/>
-          <w:sz w:val="20"/>
-          <w:szCs w:val="20"/>
-        </w:rPr>
-        <w:t>.</w:t>
+          <w:sz w:val="16"/>
+          <w:szCs w:val="16"/>
+        </w:rPr>
+        <w:t>)</w:t>
       </w:r>
       <w:hyperlink r:id="rId34" w:tgtFrame="_blank">
         <w:r>
@@ -5714,11 +5827,11 @@
             <w:smallCaps w:val="false"/>
             <w:color w:val="0462C0"/>
             <w:spacing w:val="0"/>
-            <w:sz w:val="20"/>
-            <w:szCs w:val="20"/>
+            <w:sz w:val="16"/>
+            <w:szCs w:val="16"/>
             <w:shd w:fill="FEFEFE" w:val="clear"/>
           </w:rPr>
-          <w:t>gte</w:t>
+          <w:t>labs</w:t>
         </w:r>
       </w:hyperlink>
       <w:r>
@@ -5730,10 +5843,10 @@
           <w:smallCaps w:val="false"/>
           <w:color w:val="333333"/>
           <w:spacing w:val="0"/>
-          <w:sz w:val="20"/>
-          <w:szCs w:val="20"/>
-        </w:rPr>
-        <w:t>.com, Model-Based-Diagnosis on a national scale. (Art *Enterprise) See: </w:t>
+          <w:sz w:val="16"/>
+          <w:szCs w:val="16"/>
+        </w:rPr>
+        <w:t>.</w:t>
       </w:r>
       <w:hyperlink r:id="rId35" w:tgtFrame="_blank">
         <w:r>
@@ -5746,8 +5859,40 @@
             <w:smallCaps w:val="false"/>
             <w:color w:val="0462C0"/>
             <w:spacing w:val="0"/>
-            <w:sz w:val="20"/>
-            <w:szCs w:val="20"/>
+            <w:sz w:val="16"/>
+            <w:szCs w:val="16"/>
+            <w:shd w:fill="FEFEFE" w:val="clear"/>
+          </w:rPr>
+          <w:t>gte</w:t>
+        </w:r>
+      </w:hyperlink>
+      <w:r>
+        <w:rPr>
+          <w:rFonts w:cs="Arial" w:ascii="PT Sans;sans-serif" w:hAnsi="PT Sans;sans-serif"/>
+          <w:b w:val="false"/>
+          <w:i w:val="false"/>
+          <w:caps w:val="false"/>
+          <w:smallCaps w:val="false"/>
+          <w:color w:val="333333"/>
+          <w:spacing w:val="0"/>
+          <w:sz w:val="16"/>
+          <w:szCs w:val="16"/>
+        </w:rPr>
+        <w:t>.com, Model-Based-Diagnosis on a national scale. (Art *Enterprise) See: </w:t>
+      </w:r>
+      <w:hyperlink r:id="rId36" w:tgtFrame="_blank">
+        <w:r>
+          <w:rPr>
+            <w:rStyle w:val="Hyperlink"/>
+            <w:rFonts w:cs="Arial" w:ascii="PT Sans;sans-serif" w:hAnsi="PT Sans;sans-serif"/>
+            <w:b w:val="false"/>
+            <w:i w:val="false"/>
+            <w:caps w:val="false"/>
+            <w:smallCaps w:val="false"/>
+            <w:color w:val="0462C0"/>
+            <w:spacing w:val="0"/>
+            <w:sz w:val="16"/>
+            <w:szCs w:val="16"/>
             <w:shd w:fill="FEFEFE" w:val="clear"/>
           </w:rPr>
           <w:t>aaai.org/Papers/IAAI/1996/IAAI96-287.pdf</w:t>
@@ -5761,8 +5906,8 @@
           <w:smallCaps w:val="false"/>
           <w:color w:val="333333"/>
           <w:spacing w:val="0"/>
-          <w:sz w:val="20"/>
-          <w:szCs w:val="20"/>
+          <w:sz w:val="16"/>
+          <w:szCs w:val="16"/>
         </w:rPr>
         <w:t> </w:t>
       </w:r>
@@ -5791,12 +5936,12 @@
           <w:smallCaps w:val="false"/>
           <w:color w:val="333333"/>
           <w:spacing w:val="0"/>
-          <w:sz w:val="20"/>
-          <w:szCs w:val="20"/>
+          <w:sz w:val="16"/>
+          <w:szCs w:val="16"/>
         </w:rPr>
         <w:t>Bioinformatics/control </w:t>
       </w:r>
-      <w:hyperlink r:id="rId36" w:tgtFrame="_blank">
+      <w:hyperlink r:id="rId37" w:tgtFrame="_blank">
         <w:r>
           <w:rPr>
             <w:rStyle w:val="Hyperlink"/>
@@ -5807,8 +5952,8 @@
             <w:smallCaps w:val="false"/>
             <w:color w:val="0462C0"/>
             <w:spacing w:val="0"/>
-            <w:sz w:val="20"/>
-            <w:szCs w:val="20"/>
+            <w:sz w:val="16"/>
+            <w:szCs w:val="16"/>
             <w:shd w:fill="FEFEFE" w:val="clear"/>
           </w:rPr>
           <w:t>contract</w:t>
@@ -5822,8 +5967,8 @@
           <w:smallCaps w:val="false"/>
           <w:color w:val="333333"/>
           <w:spacing w:val="0"/>
-          <w:sz w:val="20"/>
-          <w:szCs w:val="20"/>
+          <w:sz w:val="16"/>
+          <w:szCs w:val="16"/>
         </w:rPr>
         <w:t> </w:t>
       </w:r>
@@ -5836,8 +5981,8 @@
           <w:smallCaps w:val="false"/>
           <w:color w:val="333333"/>
           <w:spacing w:val="0"/>
-          <w:sz w:val="20"/>
-          <w:szCs w:val="20"/>
+          <w:sz w:val="16"/>
+          <w:szCs w:val="16"/>
         </w:rPr>
         <w:t xml:space="preserve">11/04-12/05 (CLIPS&amp;Protege.stanford.edu/Java/DB) Control of perfusion pumps on light microscope sample, monitoring incl. Machine-vision, Bio-ontology/reasoning/Kn-mngt for the experiment setup. &amp; Grant proposal work. </w:t>
       </w:r>
@@ -5856,8 +6001,8 @@
         <w:spacing w:lineRule="auto" w:line="240" w:before="0" w:after="0"/>
         <w:jc w:val="both"/>
         <w:rPr>
-          <w:sz w:val="20"/>
-          <w:szCs w:val="20"/>
+          <w:sz w:val="16"/>
+          <w:szCs w:val="16"/>
         </w:rPr>
       </w:pPr>
       <w:r>
@@ -5869,8 +6014,8 @@
           <w:smallCaps w:val="false"/>
           <w:color w:val="333333"/>
           <w:spacing w:val="0"/>
-          <w:sz w:val="20"/>
-          <w:szCs w:val="20"/>
+          <w:sz w:val="16"/>
+          <w:szCs w:val="16"/>
         </w:rPr>
         <w:t xml:space="preserve">Worked for CME.com 2/06-06/06 (re)organizing trade-data validation code. (CLIPS/Jess) </w:t>
       </w:r>
@@ -5889,8 +6034,8 @@
         <w:spacing w:lineRule="auto" w:line="240" w:before="0" w:after="0"/>
         <w:jc w:val="both"/>
         <w:rPr>
-          <w:sz w:val="20"/>
-          <w:szCs w:val="20"/>
+          <w:sz w:val="16"/>
+          <w:szCs w:val="16"/>
         </w:rPr>
       </w:pPr>
       <w:r>
@@ -5902,8 +6047,8 @@
           <w:smallCaps w:val="false"/>
           <w:color w:val="333333"/>
           <w:spacing w:val="0"/>
-          <w:sz w:val="20"/>
-          <w:szCs w:val="20"/>
+          <w:sz w:val="16"/>
+          <w:szCs w:val="16"/>
         </w:rPr>
         <w:t xml:space="preserve">Signal-Processing/Machine-Learning (startup) 06/06-(Lisp/etc) </w:t>
       </w:r>
@@ -5922,8 +6067,8 @@
         <w:spacing w:lineRule="auto" w:line="240" w:before="0" w:after="0"/>
         <w:jc w:val="both"/>
         <w:rPr>
-          <w:sz w:val="20"/>
-          <w:szCs w:val="20"/>
+          <w:sz w:val="16"/>
+          <w:szCs w:val="16"/>
         </w:rPr>
       </w:pPr>
       <w:r>
@@ -5935,8 +6080,8 @@
           <w:smallCaps w:val="false"/>
           <w:color w:val="333333"/>
           <w:spacing w:val="0"/>
-          <w:sz w:val="20"/>
-          <w:szCs w:val="20"/>
+          <w:sz w:val="16"/>
+          <w:szCs w:val="16"/>
         </w:rPr>
         <w:t xml:space="preserve">Hospital Informatics/Machine-Learning ghx.com 02/07-05/07-(Lisp), </w:t>
       </w:r>
@@ -5955,8 +6100,8 @@
         <w:spacing w:lineRule="auto" w:line="240" w:before="0" w:after="0"/>
         <w:jc w:val="both"/>
         <w:rPr>
-          <w:sz w:val="20"/>
-          <w:szCs w:val="20"/>
+          <w:sz w:val="16"/>
+          <w:szCs w:val="16"/>
         </w:rPr>
       </w:pPr>
       <w:r>
@@ -5968,32 +6113,10 @@
           <w:smallCaps w:val="false"/>
           <w:color w:val="333333"/>
           <w:spacing w:val="0"/>
-          <w:sz w:val="20"/>
-          <w:szCs w:val="20"/>
+          <w:sz w:val="16"/>
+          <w:szCs w:val="16"/>
         </w:rPr>
         <w:t>MachineLearning speedup for financial-scientific (Lisp)</w:t>
-      </w:r>
-    </w:p>
-    <w:p>
-      <w:pPr>
-        <w:pStyle w:val="Normal"/>
-        <w:spacing w:lineRule="auto" w:line="240" w:before="0" w:after="0"/>
-        <w:rPr>
-          <w:rFonts w:ascii="Arial" w:hAnsi="Arial" w:cs="Arial"/>
-          <w:bCs/>
-          <w:color w:val="000009"/>
-          <w:sz w:val="20"/>
-          <w:szCs w:val="20"/>
-        </w:rPr>
-      </w:pPr>
-      <w:r>
-        <w:rPr>
-          <w:rFonts w:cs="Arial" w:ascii="Arial" w:hAnsi="Arial"/>
-          <w:bCs/>
-          <w:color w:val="000009"/>
-          <w:sz w:val="20"/>
-          <w:szCs w:val="20"/>
-        </w:rPr>
       </w:r>
     </w:p>
     <w:p>
@@ -6458,10 +6581,10 @@
         </w:rPr>
         <w:t xml:space="preserve">variant was developed to catch real-time crisis conditions and suggest solutions </w:t>
       </w:r>
-      <w:hyperlink r:id="rId37">
+      <w:hyperlink r:id="rId38">
         <w:r>
           <w:rPr>
-            <w:rStyle w:val="ListLabel156"/>
+            <w:rStyle w:val="ListLabel75"/>
             <w:rFonts w:cs="Arial" w:ascii="Arial" w:hAnsi="Arial"/>
             <w:color w:val="0462C0"/>
             <w:sz w:val="20"/>
@@ -6982,10 +7105,10 @@
         </w:rPr>
         <w:t xml:space="preserve">consulting. Helped on several Knowledge-Based business applications. Helped with several deployed Knowledge-Based business applications (i.e. financial: mortgage, web based job finder). w/Art*Enterprise See: </w:t>
       </w:r>
-      <w:hyperlink r:id="rId38">
+      <w:hyperlink r:id="rId39">
         <w:r>
           <w:rPr>
-            <w:rStyle w:val="ListLabel156"/>
+            <w:rStyle w:val="ListLabel75"/>
             <w:rFonts w:cs="Arial" w:ascii="Arial" w:hAnsi="Arial"/>
             <w:color w:val="0462C0"/>
             <w:sz w:val="20"/>
@@ -7603,10 +7726,10 @@
         </w:rPr>
         <w:t xml:space="preserve"> </w:t>
       </w:r>
-      <w:hyperlink r:id="rId39">
+      <w:hyperlink r:id="rId40">
         <w:r>
           <w:rPr>
-            <w:rStyle w:val="ListLabel157"/>
+            <w:rStyle w:val="ListLabel76"/>
             <w:rFonts w:cs="Arial" w:ascii="Arial" w:hAnsi="Arial"/>
             <w:color w:val="0462C0"/>
             <w:spacing w:val="-2"/>
@@ -7656,10 +7779,10 @@
           <w:szCs w:val="20"/>
         </w:rPr>
       </w:pPr>
-      <w:hyperlink r:id="rId40">
+      <w:hyperlink r:id="rId41">
         <w:r>
           <w:rPr>
-            <w:rStyle w:val="ListLabel170"/>
+            <w:rStyle w:val="ListLabel90"/>
             <w:rFonts w:cs="Arial" w:ascii="Arial" w:hAnsi="Arial"/>
             <w:b/>
             <w:bCs/>
@@ -7671,7 +7794,7 @@
         </w:r>
         <w:r>
           <w:rPr>
-            <w:rStyle w:val="ListLabel170"/>
+            <w:rStyle w:val="ListLabel90"/>
             <w:rFonts w:cs="Arial" w:ascii="Arial" w:hAnsi="Arial"/>
             <w:b/>
             <w:bCs/>
@@ -7684,7 +7807,7 @@
         </w:r>
         <w:r>
           <w:rPr>
-            <w:rStyle w:val="ListLabel170"/>
+            <w:rStyle w:val="ListLabel90"/>
             <w:rFonts w:cs="Arial" w:ascii="Arial" w:hAnsi="Arial"/>
             <w:b/>
             <w:bCs/>
@@ -7696,7 +7819,7 @@
         </w:r>
         <w:r>
           <w:rPr>
-            <w:rStyle w:val="ListLabel170"/>
+            <w:rStyle w:val="ListLabel90"/>
             <w:rFonts w:cs="Arial" w:ascii="Arial" w:hAnsi="Arial"/>
             <w:b/>
             <w:bCs/>
@@ -7709,7 +7832,7 @@
         </w:r>
         <w:r>
           <w:rPr>
-            <w:rStyle w:val="ListLabel170"/>
+            <w:rStyle w:val="ListLabel90"/>
             <w:rFonts w:cs="Arial" w:ascii="Arial" w:hAnsi="Arial"/>
             <w:b/>
             <w:bCs/>
@@ -7743,10 +7866,10 @@
         </w:rPr>
         <w:t>(</w:t>
       </w:r>
-      <w:hyperlink r:id="rId41">
+      <w:hyperlink r:id="rId42">
         <w:r>
           <w:rPr>
-            <w:rStyle w:val="ListLabel170"/>
+            <w:rStyle w:val="ListLabel90"/>
             <w:rFonts w:cs="Arial" w:ascii="Arial" w:hAnsi="Arial"/>
             <w:b/>
             <w:bCs/>
@@ -8998,10 +9121,10 @@
         </w:rPr>
         <w:t xml:space="preserve">a book about innovative distributed object application. See: </w:t>
       </w:r>
-      <w:hyperlink r:id="rId42">
+      <w:hyperlink r:id="rId43">
         <w:r>
           <w:rPr>
-            <w:rStyle w:val="ListLabel156"/>
+            <w:rStyle w:val="ListLabel75"/>
             <w:rFonts w:cs="Arial" w:ascii="Arial" w:hAnsi="Arial"/>
             <w:color w:val="0462C0"/>
             <w:sz w:val="20"/>
@@ -9021,10 +9144,10 @@
         </w:rPr>
         <w:t xml:space="preserve"> </w:t>
       </w:r>
-      <w:hyperlink r:id="rId43">
+      <w:hyperlink r:id="rId44">
         <w:r>
           <w:rPr>
-            <w:rStyle w:val="ListLabel156"/>
+            <w:rStyle w:val="ListLabel75"/>
             <w:rFonts w:cs="Arial" w:ascii="Arial" w:hAnsi="Arial"/>
             <w:color w:val="0462C0"/>
             <w:sz w:val="20"/>
@@ -9044,10 +9167,10 @@
         </w:rPr>
         <w:t xml:space="preserve"> </w:t>
       </w:r>
-      <w:hyperlink r:id="rId44">
+      <w:hyperlink r:id="rId45">
         <w:r>
           <w:rPr>
-            <w:rStyle w:val="ListLabel156"/>
+            <w:rStyle w:val="ListLabel75"/>
             <w:rFonts w:cs="Arial" w:ascii="Arial" w:hAnsi="Arial"/>
             <w:color w:val="0462C0"/>
             <w:sz w:val="20"/>
@@ -9066,10 +9189,10 @@
         </w:rPr>
         <w:t xml:space="preserve"> </w:t>
       </w:r>
-      <w:hyperlink r:id="rId45">
+      <w:hyperlink r:id="rId46">
         <w:r>
           <w:rPr>
-            <w:rStyle w:val="ListLabel156"/>
+            <w:rStyle w:val="ListLabel75"/>
             <w:rFonts w:cs="Arial" w:ascii="Arial" w:hAnsi="Arial"/>
             <w:color w:val="0462C0"/>
             <w:sz w:val="20"/>
@@ -9118,9 +9241,9 @@
       </w:r>
     </w:p>
     <w:sectPr>
-      <w:headerReference w:type="even" r:id="rId46"/>
-      <w:headerReference w:type="default" r:id="rId47"/>
-      <w:headerReference w:type="first" r:id="rId48"/>
+      <w:headerReference w:type="even" r:id="rId47"/>
+      <w:headerReference w:type="default" r:id="rId48"/>
+      <w:headerReference w:type="first" r:id="rId49"/>
       <w:type w:val="nextPage"/>
       <w:pgSz w:w="12240" w:h="15840"/>
       <w:pgMar w:left="720" w:right="720" w:gutter="0" w:header="708" w:top="765" w:footer="0" w:bottom="720"/>
@@ -10684,6 +10807,7 @@
     <w:qFormat/>
     <w:pPr>
       <w:widowControl/>
+      <w:suppressAutoHyphens w:val="true"/>
       <w:bidi w:val="0"/>
       <w:spacing w:lineRule="auto" w:line="276" w:before="0" w:after="200"/>
       <w:jc w:val="left"/>
@@ -11342,6 +11466,7 @@
     <w:rsid w:val="00ac0c7f"/>
     <w:pPr>
       <w:widowControl/>
+      <w:suppressAutoHyphens w:val="true"/>
       <w:bidi w:val="0"/>
       <w:spacing w:lineRule="auto" w:line="240" w:before="0" w:after="0"/>
       <w:jc w:val="left"/>

--- a/Michael_Bobak.docx
+++ b/Michael_Bobak.docx
@@ -1866,7 +1866,7 @@
           <w:sz w:val="20"/>
           <w:szCs w:val="20"/>
         </w:rPr>
-        <w:t>5</w:t>
+        <w:t>6</w:t>
       </w:r>
       <w:r>
         <w:rPr>
@@ -1878,19 +1878,7 @@
           <w:sz w:val="20"/>
           <w:szCs w:val="20"/>
         </w:rPr>
-        <w:t xml:space="preserve"> – </w:t>
-      </w:r>
-      <w:r>
-        <w:rPr>
-          <w:rFonts w:cs="Arial" w:ascii="Arial" w:hAnsi="Arial"/>
-          <w:b/>
-          <w:bCs/>
-          <w:color w:val="000009"/>
-          <w:spacing w:val="-2"/>
-          <w:sz w:val="20"/>
-          <w:szCs w:val="20"/>
-        </w:rPr>
-        <w:t>present</w:t>
+        <w:t xml:space="preserve"> – present</w:t>
       </w:r>
     </w:p>
     <w:p>
@@ -1957,7 +1945,15 @@
         </w:rPr>
       </w:pPr>
       <w:r>
-        <w:rPr/>
+        <w:rPr>
+          <w:rFonts w:cs="Arial" w:ascii="Arial" w:hAnsi="Arial"/>
+          <w:b/>
+          <w:bCs/>
+          <w:color w:val="0462C0"/>
+          <w:spacing w:val="-6"/>
+          <w:sz w:val="20"/>
+          <w:szCs w:val="20"/>
+        </w:rPr>
       </w:r>
     </w:p>
     <w:p>
@@ -2867,7 +2863,7 @@
       <w:hyperlink r:id="rId18">
         <w:r>
           <w:rPr>
-            <w:rStyle w:val="ListLabel78"/>
+            <w:rStyle w:val="ListLabel81"/>
             <w:rFonts w:cs="Arial" w:ascii="Arial" w:hAnsi="Arial"/>
             <w:b/>
             <w:bCs/>
@@ -2935,7 +2931,7 @@
       <w:hyperlink r:id="rId19">
         <w:r>
           <w:rPr>
-            <w:rStyle w:val="ListLabel79"/>
+            <w:rStyle w:val="ListLabel82"/>
             <w:rFonts w:cs="Arial" w:ascii="Arial" w:hAnsi="Arial"/>
             <w:color w:val="000009"/>
             <w:sz w:val="20"/>
@@ -3351,7 +3347,7 @@
       <w:hyperlink r:id="rId23">
         <w:r>
           <w:rPr>
-            <w:rStyle w:val="ListLabel81"/>
+            <w:rStyle w:val="ListLabel84"/>
             <w:rFonts w:cs="Arial" w:ascii="Arial" w:hAnsi="Arial"/>
             <w:b/>
             <w:bCs/>
@@ -3363,7 +3359,7 @@
         </w:r>
         <w:r>
           <w:rPr>
-            <w:rStyle w:val="ListLabel81"/>
+            <w:rStyle w:val="ListLabel84"/>
             <w:rFonts w:cs="Arial" w:ascii="Arial" w:hAnsi="Arial"/>
             <w:b/>
             <w:bCs/>
@@ -3376,7 +3372,7 @@
         </w:r>
         <w:r>
           <w:rPr>
-            <w:rStyle w:val="ListLabel81"/>
+            <w:rStyle w:val="ListLabel84"/>
             <w:rFonts w:cs="Arial" w:ascii="Arial" w:hAnsi="Arial"/>
             <w:b/>
             <w:bCs/>
@@ -3885,7 +3881,7 @@
       <w:hyperlink r:id="rId24">
         <w:r>
           <w:rPr>
-            <w:rStyle w:val="ListLabel81"/>
+            <w:rStyle w:val="ListLabel84"/>
             <w:rFonts w:cs="Arial" w:ascii="Arial" w:hAnsi="Arial"/>
             <w:b/>
             <w:bCs/>
@@ -3897,7 +3893,7 @@
         </w:r>
         <w:r>
           <w:rPr>
-            <w:rStyle w:val="ListLabel81"/>
+            <w:rStyle w:val="ListLabel84"/>
             <w:rFonts w:cs="Arial" w:ascii="Arial" w:hAnsi="Arial"/>
             <w:b/>
             <w:bCs/>
@@ -3910,7 +3906,7 @@
         </w:r>
         <w:r>
           <w:rPr>
-            <w:rStyle w:val="ListLabel81"/>
+            <w:rStyle w:val="ListLabel84"/>
             <w:rFonts w:cs="Arial" w:ascii="Arial" w:hAnsi="Arial"/>
             <w:b/>
             <w:bCs/>
@@ -3922,7 +3918,7 @@
         </w:r>
         <w:r>
           <w:rPr>
-            <w:rStyle w:val="ListLabel81"/>
+            <w:rStyle w:val="ListLabel84"/>
             <w:rFonts w:cs="Arial" w:ascii="Arial" w:hAnsi="Arial"/>
             <w:b/>
             <w:bCs/>
@@ -3935,7 +3931,7 @@
         </w:r>
         <w:r>
           <w:rPr>
-            <w:rStyle w:val="ListLabel81"/>
+            <w:rStyle w:val="ListLabel84"/>
             <w:rFonts w:cs="Arial" w:ascii="Arial" w:hAnsi="Arial"/>
             <w:b/>
             <w:bCs/>
@@ -4429,7 +4425,7 @@
       <w:hyperlink r:id="rId25">
         <w:r>
           <w:rPr>
-            <w:rStyle w:val="ListLabel79"/>
+            <w:rStyle w:val="ListLabel82"/>
             <w:rFonts w:cs="Arial" w:ascii="Arial" w:hAnsi="Arial"/>
             <w:color w:val="000009"/>
             <w:sz w:val="20"/>
@@ -4658,8 +4654,8 @@
       </w:pPr>
       <w:r>
         <w:rPr>
-          <w:sz w:val="16"/>
-          <w:szCs w:val="16"/>
+          <w:rFonts w:cs="Arial" w:ascii="Arial" w:hAnsi="Arial"/>
+          <w:color w:val="000009"/>
         </w:rPr>
       </w:r>
     </w:p>
@@ -4858,7 +4854,7 @@
       <w:hyperlink r:id="rId26">
         <w:r>
           <w:rPr>
-            <w:rStyle w:val="ListLabel84"/>
+            <w:rStyle w:val="ListLabel87"/>
             <w:rFonts w:cs="Arial" w:ascii="Arial" w:hAnsi="Arial"/>
             <w:b/>
             <w:sz w:val="20"/>
@@ -4869,7 +4865,7 @@
         </w:r>
         <w:r>
           <w:rPr>
-            <w:rStyle w:val="ListLabel84"/>
+            <w:rStyle w:val="ListLabel87"/>
             <w:rFonts w:cs="Arial" w:ascii="Arial" w:hAnsi="Arial"/>
             <w:b/>
             <w:spacing w:val="-13"/>
@@ -4881,7 +4877,7 @@
         </w:r>
         <w:r>
           <w:rPr>
-            <w:rStyle w:val="ListLabel84"/>
+            <w:rStyle w:val="ListLabel87"/>
             <w:rFonts w:cs="Arial" w:ascii="Arial" w:hAnsi="Arial"/>
             <w:b/>
             <w:sz w:val="20"/>
@@ -4892,7 +4888,7 @@
         </w:r>
         <w:r>
           <w:rPr>
-            <w:rStyle w:val="ListLabel84"/>
+            <w:rStyle w:val="ListLabel87"/>
             <w:rFonts w:cs="Arial" w:ascii="Arial" w:hAnsi="Arial"/>
             <w:b/>
             <w:spacing w:val="-4"/>
@@ -4904,7 +4900,7 @@
         </w:r>
         <w:r>
           <w:rPr>
-            <w:rStyle w:val="ListLabel84"/>
+            <w:rStyle w:val="ListLabel87"/>
             <w:rFonts w:cs="Arial" w:ascii="Arial" w:hAnsi="Arial"/>
             <w:b/>
             <w:sz w:val="20"/>
@@ -4915,7 +4911,7 @@
         </w:r>
         <w:r>
           <w:rPr>
-            <w:rStyle w:val="ListLabel84"/>
+            <w:rStyle w:val="ListLabel87"/>
             <w:rFonts w:cs="Arial" w:ascii="Arial" w:hAnsi="Arial"/>
             <w:b/>
             <w:spacing w:val="-4"/>
@@ -4927,7 +4923,7 @@
         </w:r>
         <w:r>
           <w:rPr>
-            <w:rStyle w:val="ListLabel84"/>
+            <w:rStyle w:val="ListLabel87"/>
             <w:rFonts w:cs="Arial" w:ascii="Arial" w:hAnsi="Arial"/>
             <w:b/>
             <w:sz w:val="20"/>
@@ -4966,7 +4962,7 @@
       <w:hyperlink r:id="rId27">
         <w:r>
           <w:rPr>
-            <w:rStyle w:val="ListLabel87"/>
+            <w:rStyle w:val="ListLabel90"/>
             <w:rFonts w:cs="Arial" w:ascii="Arial" w:hAnsi="Arial"/>
             <w:color w:val="0E53CC"/>
             <w:sz w:val="20"/>
@@ -5478,7 +5474,7 @@
       <w:hyperlink r:id="rId28">
         <w:r>
           <w:rPr>
-            <w:rStyle w:val="ListLabel88"/>
+            <w:rStyle w:val="ListLabel91"/>
             <w:rFonts w:cs="Arial" w:ascii="Arial" w:hAnsi="Arial"/>
             <w:color w:val="00007E"/>
             <w:sz w:val="20"/>
@@ -5528,7 +5524,7 @@
       <w:hyperlink r:id="rId29">
         <w:r>
           <w:rPr>
-            <w:rStyle w:val="ListLabel87"/>
+            <w:rStyle w:val="ListLabel90"/>
             <w:rFonts w:cs="Arial" w:ascii="Arial" w:hAnsi="Arial"/>
             <w:color w:val="0E53CC"/>
             <w:sz w:val="20"/>
@@ -7782,7 +7778,7 @@
       <w:hyperlink r:id="rId41">
         <w:r>
           <w:rPr>
-            <w:rStyle w:val="ListLabel90"/>
+            <w:rStyle w:val="ListLabel94"/>
             <w:rFonts w:cs="Arial" w:ascii="Arial" w:hAnsi="Arial"/>
             <w:b/>
             <w:bCs/>
@@ -7794,7 +7790,7 @@
         </w:r>
         <w:r>
           <w:rPr>
-            <w:rStyle w:val="ListLabel90"/>
+            <w:rStyle w:val="ListLabel94"/>
             <w:rFonts w:cs="Arial" w:ascii="Arial" w:hAnsi="Arial"/>
             <w:b/>
             <w:bCs/>
@@ -7807,7 +7803,7 @@
         </w:r>
         <w:r>
           <w:rPr>
-            <w:rStyle w:val="ListLabel90"/>
+            <w:rStyle w:val="ListLabel94"/>
             <w:rFonts w:cs="Arial" w:ascii="Arial" w:hAnsi="Arial"/>
             <w:b/>
             <w:bCs/>
@@ -7819,7 +7815,7 @@
         </w:r>
         <w:r>
           <w:rPr>
-            <w:rStyle w:val="ListLabel90"/>
+            <w:rStyle w:val="ListLabel94"/>
             <w:rFonts w:cs="Arial" w:ascii="Arial" w:hAnsi="Arial"/>
             <w:b/>
             <w:bCs/>
@@ -7832,7 +7828,7 @@
         </w:r>
         <w:r>
           <w:rPr>
-            <w:rStyle w:val="ListLabel90"/>
+            <w:rStyle w:val="ListLabel94"/>
             <w:rFonts w:cs="Arial" w:ascii="Arial" w:hAnsi="Arial"/>
             <w:b/>
             <w:bCs/>
@@ -7869,7 +7865,7 @@
       <w:hyperlink r:id="rId42">
         <w:r>
           <w:rPr>
-            <w:rStyle w:val="ListLabel90"/>
+            <w:rStyle w:val="ListLabel94"/>
             <w:rFonts w:cs="Arial" w:ascii="Arial" w:hAnsi="Arial"/>
             <w:b/>
             <w:bCs/>

--- a/Michael_Bobak.docx
+++ b/Michael_Bobak.docx
@@ -47,7 +47,7 @@
           <w:sz w:val="20"/>
           <w:szCs w:val="20"/>
         </w:rPr>
-        <w:t>Ontology / Knowledge Engineer / Research Programmer / Analyst</w:t>
+        <w:t>Ontology / Knowledge Engineer  /  Research Programmer / Analyst</w:t>
       </w:r>
     </w:p>
     <w:p>
@@ -3749,7 +3749,7 @@
           <w:sz w:val="20"/>
           <w:szCs w:val="20"/>
         </w:rPr>
-        <w:t>cliniical</w:t>
+        <w:t>clinical</w:t>
       </w:r>
       <w:r>
         <w:rPr>
@@ -5606,11 +5606,8 @@
           <w:tab w:val="right" w:pos="10800" w:leader="none"/>
         </w:tabs>
         <w:spacing w:lineRule="auto" w:line="240" w:before="0" w:after="0"/>
-        <w:jc w:val="both"/>
-        <w:rPr>
-          <w:sz w:val="16"/>
-          <w:szCs w:val="16"/>
-        </w:rPr>
+        <w:jc w:val="left"/>
+        <w:rPr/>
       </w:pPr>
       <w:hyperlink r:id="rId30" w:tgtFrame="_blank">
         <w:r>
@@ -5701,7 +5698,7 @@
           <w:tab w:val="right" w:pos="10800" w:leader="none"/>
         </w:tabs>
         <w:spacing w:lineRule="auto" w:line="240" w:before="0" w:after="0"/>
-        <w:jc w:val="both"/>
+        <w:jc w:val="left"/>
         <w:rPr/>
       </w:pPr>
       <w:r>
@@ -5763,7 +5760,7 @@
           <w:tab w:val="right" w:pos="10800" w:leader="none"/>
         </w:tabs>
         <w:spacing w:lineRule="auto" w:line="240" w:before="0" w:after="0"/>
-        <w:jc w:val="both"/>
+        <w:jc w:val="left"/>
         <w:rPr/>
       </w:pPr>
       <w:r>
@@ -5920,7 +5917,7 @@
           <w:tab w:val="right" w:pos="10800" w:leader="none"/>
         </w:tabs>
         <w:spacing w:lineRule="auto" w:line="240" w:before="0" w:after="0"/>
-        <w:jc w:val="both"/>
+        <w:jc w:val="left"/>
         <w:rPr/>
       </w:pPr>
       <w:r>
@@ -5995,11 +5992,8 @@
           <w:tab w:val="right" w:pos="10800" w:leader="none"/>
         </w:tabs>
         <w:spacing w:lineRule="auto" w:line="240" w:before="0" w:after="0"/>
-        <w:jc w:val="both"/>
-        <w:rPr>
-          <w:sz w:val="16"/>
-          <w:szCs w:val="16"/>
-        </w:rPr>
+        <w:jc w:val="left"/>
+        <w:rPr/>
       </w:pPr>
       <w:r>
         <w:rPr>
@@ -6028,11 +6022,8 @@
           <w:tab w:val="right" w:pos="10800" w:leader="none"/>
         </w:tabs>
         <w:spacing w:lineRule="auto" w:line="240" w:before="0" w:after="0"/>
-        <w:jc w:val="both"/>
-        <w:rPr>
-          <w:sz w:val="16"/>
-          <w:szCs w:val="16"/>
-        </w:rPr>
+        <w:jc w:val="left"/>
+        <w:rPr/>
       </w:pPr>
       <w:r>
         <w:rPr>
@@ -6061,11 +6052,8 @@
           <w:tab w:val="right" w:pos="10800" w:leader="none"/>
         </w:tabs>
         <w:spacing w:lineRule="auto" w:line="240" w:before="0" w:after="0"/>
-        <w:jc w:val="both"/>
-        <w:rPr>
-          <w:sz w:val="16"/>
-          <w:szCs w:val="16"/>
-        </w:rPr>
+        <w:jc w:val="left"/>
+        <w:rPr/>
       </w:pPr>
       <w:r>
         <w:rPr>
@@ -6094,11 +6082,8 @@
           <w:tab w:val="right" w:pos="10800" w:leader="none"/>
         </w:tabs>
         <w:spacing w:lineRule="auto" w:line="240" w:before="0" w:after="0"/>
-        <w:jc w:val="both"/>
-        <w:rPr>
-          <w:sz w:val="16"/>
-          <w:szCs w:val="16"/>
-        </w:rPr>
+        <w:jc w:val="left"/>
+        <w:rPr/>
       </w:pPr>
       <w:r>
         <w:rPr>
